--- a/Session22_assignment.docx
+++ b/Session22_assignment.docx
@@ -27,27 +27,432 @@
     <w:p>
       <w:pPr>
         <w:rPr>
+          <w:sz w:val="28"/>
+          <w:szCs w:val="28"/>
+        </w:rPr>
+      </w:pPr>
+      <w:r>
+        <w:rPr>
           <w:b/>
           <w:bCs/>
           <w:sz w:val="28"/>
           <w:szCs w:val="28"/>
         </w:rPr>
-      </w:pPr>
-      <w:r>
+        <w:t>1.</w:t>
+      </w:r>
+      <w:r>
+        <w:rPr>
+          <w:sz w:val="28"/>
+          <w:szCs w:val="28"/>
+        </w:rPr>
+        <w:t xml:space="preserve">Use the </w:t>
+      </w:r>
+      <w:proofErr w:type="spellStart"/>
+      <w:proofErr w:type="gramStart"/>
+      <w:r>
+        <w:rPr>
+          <w:sz w:val="28"/>
+          <w:szCs w:val="28"/>
+        </w:rPr>
+        <w:t>requests.Session</w:t>
+      </w:r>
+      <w:proofErr w:type="spellEnd"/>
+      <w:proofErr w:type="gramEnd"/>
+      <w:r>
+        <w:rPr>
+          <w:sz w:val="28"/>
+          <w:szCs w:val="28"/>
+        </w:rPr>
+        <w:t xml:space="preserve">() object to fetch your Flipkart order history page twice in a row (without logging in), and print the response status codes for both </w:t>
+      </w:r>
+      <w:proofErr w:type="gramStart"/>
+      <w:r>
+        <w:rPr>
+          <w:sz w:val="28"/>
+          <w:szCs w:val="28"/>
+        </w:rPr>
+        <w:t>requests.&lt;</w:t>
+      </w:r>
+      <w:proofErr w:type="spellStart"/>
+      <w:proofErr w:type="gramEnd"/>
+      <w:r>
+        <w:rPr>
+          <w:sz w:val="28"/>
+          <w:szCs w:val="28"/>
+        </w:rPr>
+        <w:t>br</w:t>
+      </w:r>
+      <w:proofErr w:type="spellEnd"/>
+      <w:r>
+        <w:rPr>
+          <w:sz w:val="28"/>
+          <w:szCs w:val="28"/>
+        </w:rPr>
+        <w:t>&gt;&lt;</w:t>
+      </w:r>
+      <w:proofErr w:type="spellStart"/>
+      <w:r>
+        <w:rPr>
+          <w:sz w:val="28"/>
+          <w:szCs w:val="28"/>
+        </w:rPr>
+        <w:t>br</w:t>
+      </w:r>
+      <w:proofErr w:type="spellEnd"/>
+      <w:r>
+        <w:rPr>
+          <w:sz w:val="28"/>
+          <w:szCs w:val="28"/>
+        </w:rPr>
+        <w:t>&gt;&lt;</w:t>
+      </w:r>
+      <w:proofErr w:type="spellStart"/>
+      <w:r>
+        <w:rPr>
+          <w:sz w:val="28"/>
+          <w:szCs w:val="28"/>
+        </w:rPr>
+        <w:t>em</w:t>
+      </w:r>
+      <w:proofErr w:type="spellEnd"/>
+      <w:r>
+        <w:rPr>
+          <w:sz w:val="28"/>
+          <w:szCs w:val="28"/>
+        </w:rPr>
+        <w:t>&gt;&lt;strong&gt;Hint:&lt;/strong&gt; Observe if cookies or session headers change between requests.&lt;/</w:t>
+      </w:r>
+      <w:proofErr w:type="spellStart"/>
+      <w:r>
+        <w:rPr>
+          <w:sz w:val="28"/>
+          <w:szCs w:val="28"/>
+        </w:rPr>
+        <w:t>em</w:t>
+      </w:r>
+      <w:proofErr w:type="spellEnd"/>
+      <w:r>
+        <w:rPr>
+          <w:sz w:val="28"/>
+          <w:szCs w:val="28"/>
+        </w:rPr>
+        <w:t>&gt;</w:t>
+      </w:r>
+    </w:p>
+    <w:p>
+      <w:pPr>
         <w:rPr>
           <w:b/>
           <w:bCs/>
           <w:sz w:val="28"/>
           <w:szCs w:val="28"/>
         </w:rPr>
-        <w:t>1.</w:t>
-      </w:r>
-      <w:r>
-        <w:rPr>
-          <w:sz w:val="28"/>
-          <w:szCs w:val="28"/>
-        </w:rPr>
-        <w:t xml:space="preserve">Use the </w:t>
+      </w:pPr>
+      <w:r>
+        <w:rPr>
+          <w:b/>
+          <w:bCs/>
+          <w:noProof/>
+          <w:sz w:val="28"/>
+          <w:szCs w:val="28"/>
+        </w:rPr>
+        <w:drawing>
+          <wp:inline distT="0" distB="0" distL="0" distR="0" wp14:anchorId="48EC7CC9" wp14:editId="460AF729">
+            <wp:extent cx="5731510" cy="2524760"/>
+            <wp:effectExtent l="0" t="0" r="2540" b="8890"/>
+            <wp:docPr id="1799618004" name="Picture 2"/>
+            <wp:cNvGraphicFramePr>
+              <a:graphicFrameLocks xmlns:a="http://schemas.openxmlformats.org/drawingml/2006/main" noChangeAspect="1"/>
+            </wp:cNvGraphicFramePr>
+            <a:graphic xmlns:a="http://schemas.openxmlformats.org/drawingml/2006/main">
+              <a:graphicData uri="http://schemas.openxmlformats.org/drawingml/2006/picture">
+                <pic:pic xmlns:pic="http://schemas.openxmlformats.org/drawingml/2006/picture">
+                  <pic:nvPicPr>
+                    <pic:cNvPr id="1799618004" name="Picture 1799618004"/>
+                    <pic:cNvPicPr/>
+                  </pic:nvPicPr>
+                  <pic:blipFill>
+                    <a:blip r:embed="rId4">
+                      <a:extLst>
+                        <a:ext uri="{28A0092B-C50C-407E-A947-70E740481C1C}">
+                          <a14:useLocalDpi xmlns:a14="http://schemas.microsoft.com/office/drawing/2010/main" val="0"/>
+                        </a:ext>
+                      </a:extLst>
+                    </a:blip>
+                    <a:stretch>
+                      <a:fillRect/>
+                    </a:stretch>
+                  </pic:blipFill>
+                  <pic:spPr>
+                    <a:xfrm>
+                      <a:off x="0" y="0"/>
+                      <a:ext cx="5731510" cy="2524760"/>
+                    </a:xfrm>
+                    <a:prstGeom prst="rect">
+                      <a:avLst/>
+                    </a:prstGeom>
+                  </pic:spPr>
+                </pic:pic>
+              </a:graphicData>
+            </a:graphic>
+          </wp:inline>
+        </w:drawing>
+      </w:r>
+    </w:p>
+    <w:p>
+      <w:pPr>
+        <w:rPr>
+          <w:b/>
+          <w:bCs/>
+          <w:sz w:val="28"/>
+          <w:szCs w:val="28"/>
+        </w:rPr>
+      </w:pPr>
+    </w:p>
+    <w:p>
+      <w:pPr>
+        <w:rPr>
+          <w:sz w:val="28"/>
+          <w:szCs w:val="28"/>
+        </w:rPr>
+      </w:pPr>
+      <w:r>
+        <w:rPr>
+          <w:b/>
+          <w:bCs/>
+          <w:sz w:val="28"/>
+          <w:szCs w:val="28"/>
+        </w:rPr>
+        <w:t>2.</w:t>
+      </w:r>
+      <w:r>
+        <w:rPr>
+          <w:sz w:val="28"/>
+          <w:szCs w:val="28"/>
+        </w:rPr>
+        <w:t xml:space="preserve">Write a Python script using requests to call the </w:t>
+      </w:r>
+      <w:proofErr w:type="spellStart"/>
+      <w:r>
+        <w:rPr>
+          <w:sz w:val="28"/>
+          <w:szCs w:val="28"/>
+        </w:rPr>
+        <w:t>OpenWeatherMap</w:t>
+      </w:r>
+      <w:proofErr w:type="spellEnd"/>
+      <w:r>
+        <w:rPr>
+          <w:sz w:val="28"/>
+          <w:szCs w:val="28"/>
+        </w:rPr>
+        <w:t xml:space="preserve"> API (https://api.openweathermap.org/data/2.5/weather) for the city 'Ahmedabad' using your own API key, and print the current temperature.</w:t>
+      </w:r>
+    </w:p>
+    <w:p>
+      <w:pPr>
+        <w:rPr>
+          <w:sz w:val="28"/>
+          <w:szCs w:val="28"/>
+        </w:rPr>
+      </w:pPr>
+      <w:r>
+        <w:rPr>
+          <w:noProof/>
+          <w:sz w:val="28"/>
+          <w:szCs w:val="28"/>
+        </w:rPr>
+        <w:drawing>
+          <wp:inline distT="0" distB="0" distL="0" distR="0" wp14:anchorId="4FDC22D1" wp14:editId="18924480">
+            <wp:extent cx="5731510" cy="2580005"/>
+            <wp:effectExtent l="0" t="0" r="2540" b="0"/>
+            <wp:docPr id="358210136" name="Picture 3"/>
+            <wp:cNvGraphicFramePr>
+              <a:graphicFrameLocks xmlns:a="http://schemas.openxmlformats.org/drawingml/2006/main" noChangeAspect="1"/>
+            </wp:cNvGraphicFramePr>
+            <a:graphic xmlns:a="http://schemas.openxmlformats.org/drawingml/2006/main">
+              <a:graphicData uri="http://schemas.openxmlformats.org/drawingml/2006/picture">
+                <pic:pic xmlns:pic="http://schemas.openxmlformats.org/drawingml/2006/picture">
+                  <pic:nvPicPr>
+                    <pic:cNvPr id="358210136" name="Picture 358210136"/>
+                    <pic:cNvPicPr/>
+                  </pic:nvPicPr>
+                  <pic:blipFill>
+                    <a:blip r:embed="rId5">
+                      <a:extLst>
+                        <a:ext uri="{28A0092B-C50C-407E-A947-70E740481C1C}">
+                          <a14:useLocalDpi xmlns:a14="http://schemas.microsoft.com/office/drawing/2010/main" val="0"/>
+                        </a:ext>
+                      </a:extLst>
+                    </a:blip>
+                    <a:stretch>
+                      <a:fillRect/>
+                    </a:stretch>
+                  </pic:blipFill>
+                  <pic:spPr>
+                    <a:xfrm>
+                      <a:off x="0" y="0"/>
+                      <a:ext cx="5731510" cy="2580005"/>
+                    </a:xfrm>
+                    <a:prstGeom prst="rect">
+                      <a:avLst/>
+                    </a:prstGeom>
+                  </pic:spPr>
+                </pic:pic>
+              </a:graphicData>
+            </a:graphic>
+          </wp:inline>
+        </w:drawing>
+      </w:r>
+    </w:p>
+    <w:p>
+      <w:pPr>
+        <w:rPr>
+          <w:b/>
+          <w:bCs/>
+          <w:sz w:val="28"/>
+          <w:szCs w:val="28"/>
+        </w:rPr>
+      </w:pPr>
+    </w:p>
+    <w:p>
+      <w:pPr>
+        <w:rPr>
+          <w:b/>
+          <w:bCs/>
+          <w:sz w:val="28"/>
+          <w:szCs w:val="28"/>
+        </w:rPr>
+      </w:pPr>
+    </w:p>
+    <w:p>
+      <w:pPr>
+        <w:rPr>
+          <w:sz w:val="28"/>
+          <w:szCs w:val="28"/>
+        </w:rPr>
+      </w:pPr>
+      <w:r>
+        <w:rPr>
+          <w:b/>
+          <w:bCs/>
+          <w:sz w:val="28"/>
+          <w:szCs w:val="28"/>
+        </w:rPr>
+        <w:lastRenderedPageBreak/>
+        <w:t>3.</w:t>
+      </w:r>
+      <w:r>
+        <w:rPr>
+          <w:sz w:val="28"/>
+          <w:szCs w:val="28"/>
+        </w:rPr>
+        <w:t xml:space="preserve">Simulate an async data fetch from two different APIs (for example, fetch trending songs from Spotify and trending movies from </w:t>
+      </w:r>
+      <w:proofErr w:type="spellStart"/>
+      <w:r>
+        <w:rPr>
+          <w:sz w:val="28"/>
+          <w:szCs w:val="28"/>
+        </w:rPr>
+        <w:t>BookMyShow</w:t>
+      </w:r>
+      <w:proofErr w:type="spellEnd"/>
+      <w:r>
+        <w:rPr>
+          <w:sz w:val="28"/>
+          <w:szCs w:val="28"/>
+        </w:rPr>
+        <w:t xml:space="preserve">) using Python's </w:t>
+      </w:r>
+      <w:proofErr w:type="spellStart"/>
+      <w:r>
+        <w:rPr>
+          <w:sz w:val="28"/>
+          <w:szCs w:val="28"/>
+        </w:rPr>
+        <w:t>asyncio</w:t>
+      </w:r>
+      <w:proofErr w:type="spellEnd"/>
+      <w:r>
+        <w:rPr>
+          <w:sz w:val="28"/>
+          <w:szCs w:val="28"/>
+        </w:rPr>
+        <w:t xml:space="preserve"> and </w:t>
+      </w:r>
+      <w:proofErr w:type="spellStart"/>
+      <w:r>
+        <w:rPr>
+          <w:sz w:val="28"/>
+          <w:szCs w:val="28"/>
+        </w:rPr>
+        <w:t>httpx</w:t>
+      </w:r>
+      <w:proofErr w:type="spellEnd"/>
+      <w:r>
+        <w:rPr>
+          <w:sz w:val="28"/>
+          <w:szCs w:val="28"/>
+        </w:rPr>
+        <w:t xml:space="preserve"> library, and print both results when </w:t>
+      </w:r>
+      <w:proofErr w:type="gramStart"/>
+      <w:r>
+        <w:rPr>
+          <w:sz w:val="28"/>
+          <w:szCs w:val="28"/>
+        </w:rPr>
+        <w:t>done.&lt;</w:t>
+      </w:r>
+      <w:proofErr w:type="spellStart"/>
+      <w:proofErr w:type="gramEnd"/>
+      <w:r>
+        <w:rPr>
+          <w:sz w:val="28"/>
+          <w:szCs w:val="28"/>
+        </w:rPr>
+        <w:t>br</w:t>
+      </w:r>
+      <w:proofErr w:type="spellEnd"/>
+      <w:r>
+        <w:rPr>
+          <w:sz w:val="28"/>
+          <w:szCs w:val="28"/>
+        </w:rPr>
+        <w:t>&gt;&lt;</w:t>
+      </w:r>
+      <w:proofErr w:type="spellStart"/>
+      <w:r>
+        <w:rPr>
+          <w:sz w:val="28"/>
+          <w:szCs w:val="28"/>
+        </w:rPr>
+        <w:t>br</w:t>
+      </w:r>
+      <w:proofErr w:type="spellEnd"/>
+      <w:r>
+        <w:rPr>
+          <w:sz w:val="28"/>
+          <w:szCs w:val="28"/>
+        </w:rPr>
+        <w:t>&gt;&lt;</w:t>
+      </w:r>
+      <w:proofErr w:type="spellStart"/>
+      <w:r>
+        <w:rPr>
+          <w:sz w:val="28"/>
+          <w:szCs w:val="28"/>
+        </w:rPr>
+        <w:t>em</w:t>
+      </w:r>
+      <w:proofErr w:type="spellEnd"/>
+      <w:r>
+        <w:rPr>
+          <w:sz w:val="28"/>
+          <w:szCs w:val="28"/>
+        </w:rPr>
+        <w:t xml:space="preserve">&gt;&lt;strong&gt;Hint:&lt;/strong&gt; Use </w:t>
       </w:r>
       <w:proofErr w:type="spellStart"/>
       <w:proofErr w:type="gramStart"/>
@@ -56,7 +461,7 @@
           <w:sz w:val="28"/>
           <w:szCs w:val="28"/>
         </w:rPr>
-        <w:t>requests.Session</w:t>
+        <w:t>asyncio.gather</w:t>
       </w:r>
       <w:proofErr w:type="spellEnd"/>
       <w:proofErr w:type="gramEnd"/>
@@ -65,7 +470,200 @@
           <w:sz w:val="28"/>
           <w:szCs w:val="28"/>
         </w:rPr>
-        <w:t xml:space="preserve">() object to fetch your Flipkart order history page twice in a row (without logging in), and print the response status codes for both </w:t>
+        <w:t>() to run both requests concurrently.&lt;/</w:t>
+      </w:r>
+      <w:proofErr w:type="spellStart"/>
+      <w:r>
+        <w:rPr>
+          <w:sz w:val="28"/>
+          <w:szCs w:val="28"/>
+        </w:rPr>
+        <w:t>em</w:t>
+      </w:r>
+      <w:proofErr w:type="spellEnd"/>
+      <w:r>
+        <w:rPr>
+          <w:sz w:val="28"/>
+          <w:szCs w:val="28"/>
+        </w:rPr>
+        <w:t>&gt;</w:t>
+      </w:r>
+    </w:p>
+    <w:p>
+      <w:pPr>
+        <w:rPr>
+          <w:sz w:val="28"/>
+          <w:szCs w:val="28"/>
+        </w:rPr>
+      </w:pPr>
+      <w:r>
+        <w:rPr>
+          <w:noProof/>
+          <w:sz w:val="28"/>
+          <w:szCs w:val="28"/>
+        </w:rPr>
+        <w:drawing>
+          <wp:inline distT="0" distB="0" distL="0" distR="0" wp14:anchorId="676E58CE" wp14:editId="3A766BD8">
+            <wp:extent cx="5731510" cy="3326130"/>
+            <wp:effectExtent l="0" t="0" r="2540" b="7620"/>
+            <wp:docPr id="789283993" name="Picture 4"/>
+            <wp:cNvGraphicFramePr>
+              <a:graphicFrameLocks xmlns:a="http://schemas.openxmlformats.org/drawingml/2006/main" noChangeAspect="1"/>
+            </wp:cNvGraphicFramePr>
+            <a:graphic xmlns:a="http://schemas.openxmlformats.org/drawingml/2006/main">
+              <a:graphicData uri="http://schemas.openxmlformats.org/drawingml/2006/picture">
+                <pic:pic xmlns:pic="http://schemas.openxmlformats.org/drawingml/2006/picture">
+                  <pic:nvPicPr>
+                    <pic:cNvPr id="789283993" name="Picture 789283993"/>
+                    <pic:cNvPicPr/>
+                  </pic:nvPicPr>
+                  <pic:blipFill>
+                    <a:blip r:embed="rId6">
+                      <a:extLst>
+                        <a:ext uri="{28A0092B-C50C-407E-A947-70E740481C1C}">
+                          <a14:useLocalDpi xmlns:a14="http://schemas.microsoft.com/office/drawing/2010/main" val="0"/>
+                        </a:ext>
+                      </a:extLst>
+                    </a:blip>
+                    <a:stretch>
+                      <a:fillRect/>
+                    </a:stretch>
+                  </pic:blipFill>
+                  <pic:spPr>
+                    <a:xfrm>
+                      <a:off x="0" y="0"/>
+                      <a:ext cx="5731510" cy="3326130"/>
+                    </a:xfrm>
+                    <a:prstGeom prst="rect">
+                      <a:avLst/>
+                    </a:prstGeom>
+                  </pic:spPr>
+                </pic:pic>
+              </a:graphicData>
+            </a:graphic>
+          </wp:inline>
+        </w:drawing>
+      </w:r>
+    </w:p>
+    <w:p>
+      <w:pPr>
+        <w:rPr>
+          <w:sz w:val="28"/>
+          <w:szCs w:val="28"/>
+        </w:rPr>
+      </w:pPr>
+    </w:p>
+    <w:p>
+      <w:pPr>
+        <w:rPr>
+          <w:sz w:val="28"/>
+          <w:szCs w:val="28"/>
+        </w:rPr>
+      </w:pPr>
+    </w:p>
+    <w:p>
+      <w:pPr>
+        <w:rPr>
+          <w:sz w:val="28"/>
+          <w:szCs w:val="28"/>
+        </w:rPr>
+      </w:pPr>
+    </w:p>
+    <w:p>
+      <w:pPr>
+        <w:rPr>
+          <w:sz w:val="28"/>
+          <w:szCs w:val="28"/>
+        </w:rPr>
+      </w:pPr>
+    </w:p>
+    <w:p>
+      <w:pPr>
+        <w:rPr>
+          <w:sz w:val="28"/>
+          <w:szCs w:val="28"/>
+        </w:rPr>
+      </w:pPr>
+    </w:p>
+    <w:p>
+      <w:pPr>
+        <w:rPr>
+          <w:sz w:val="28"/>
+          <w:szCs w:val="28"/>
+        </w:rPr>
+      </w:pPr>
+    </w:p>
+    <w:p>
+      <w:pPr>
+        <w:rPr>
+          <w:sz w:val="28"/>
+          <w:szCs w:val="28"/>
+        </w:rPr>
+      </w:pPr>
+    </w:p>
+    <w:p>
+      <w:pPr>
+        <w:rPr>
+          <w:sz w:val="28"/>
+          <w:szCs w:val="28"/>
+        </w:rPr>
+      </w:pPr>
+    </w:p>
+    <w:p>
+      <w:pPr>
+        <w:rPr>
+          <w:sz w:val="28"/>
+          <w:szCs w:val="28"/>
+        </w:rPr>
+      </w:pPr>
+    </w:p>
+    <w:p>
+      <w:pPr>
+        <w:rPr>
+          <w:sz w:val="28"/>
+          <w:szCs w:val="28"/>
+        </w:rPr>
+      </w:pPr>
+    </w:p>
+    <w:p>
+      <w:pPr>
+        <w:rPr>
+          <w:sz w:val="28"/>
+          <w:szCs w:val="28"/>
+        </w:rPr>
+      </w:pPr>
+    </w:p>
+    <w:p>
+      <w:pPr>
+        <w:rPr>
+          <w:sz w:val="28"/>
+          <w:szCs w:val="28"/>
+        </w:rPr>
+      </w:pPr>
+      <w:r>
+        <w:rPr>
+          <w:b/>
+          <w:bCs/>
+          <w:sz w:val="28"/>
+          <w:szCs w:val="28"/>
+        </w:rPr>
+        <w:lastRenderedPageBreak/>
+        <w:t>4.</w:t>
+      </w:r>
+      <w:r>
+        <w:rPr>
+          <w:sz w:val="28"/>
+          <w:szCs w:val="28"/>
+        </w:rPr>
+        <w:t xml:space="preserve">Many APIs require Bearer tokens for authentication. Write a function </w:t>
+      </w:r>
+      <w:proofErr w:type="spellStart"/>
+      <w:r>
+        <w:rPr>
+          <w:sz w:val="28"/>
+          <w:szCs w:val="28"/>
+        </w:rPr>
+        <w:t>get_user_</w:t>
       </w:r>
       <w:proofErr w:type="gramStart"/>
       <w:r>
@@ -73,7 +671,31 @@
           <w:sz w:val="28"/>
           <w:szCs w:val="28"/>
         </w:rPr>
-        <w:t>requests.&lt;</w:t>
+        <w:t>profile</w:t>
+      </w:r>
+      <w:proofErr w:type="spellEnd"/>
+      <w:r>
+        <w:rPr>
+          <w:sz w:val="28"/>
+          <w:szCs w:val="28"/>
+        </w:rPr>
+        <w:t>(</w:t>
+      </w:r>
+      <w:proofErr w:type="gramEnd"/>
+      <w:r>
+        <w:rPr>
+          <w:sz w:val="28"/>
+          <w:szCs w:val="28"/>
+        </w:rPr>
+        <w:t xml:space="preserve">) that calls a mock API endpoint (e.g., https://jsonplaceholder.typicode.com/users/1) using a fake Bearer token in the Authorization header, and prints the user's </w:t>
+      </w:r>
+      <w:proofErr w:type="gramStart"/>
+      <w:r>
+        <w:rPr>
+          <w:sz w:val="28"/>
+          <w:szCs w:val="28"/>
+        </w:rPr>
+        <w:t>name.&lt;</w:t>
       </w:r>
       <w:proofErr w:type="spellStart"/>
       <w:proofErr w:type="gramEnd"/>
@@ -122,23 +744,7 @@
           <w:sz w:val="28"/>
           <w:szCs w:val="28"/>
         </w:rPr>
-        <w:t xml:space="preserve">&gt;&lt;strong&gt;Hint:&lt;/strong&gt; Observe if cookies or session headers change between </w:t>
-      </w:r>
-      <w:proofErr w:type="gramStart"/>
-      <w:r>
-        <w:rPr>
-          <w:sz w:val="28"/>
-          <w:szCs w:val="28"/>
-        </w:rPr>
-        <w:t>requests.&lt;</w:t>
-      </w:r>
-      <w:proofErr w:type="gramEnd"/>
-      <w:r>
-        <w:rPr>
-          <w:sz w:val="28"/>
-          <w:szCs w:val="28"/>
-        </w:rPr>
-        <w:t>/</w:t>
+        <w:t>&gt;&lt;strong&gt;Constraint:&lt;/strong&gt; Use the 'Authorization: Bearer &lt;token&gt;' header format.&lt;/</w:t>
       </w:r>
       <w:proofErr w:type="spellStart"/>
       <w:r>
@@ -156,6 +762,257 @@
         </w:rPr>
         <w:t>&gt;</w:t>
       </w:r>
+    </w:p>
+    <w:p>
+      <w:pPr>
+        <w:rPr>
+          <w:sz w:val="28"/>
+          <w:szCs w:val="28"/>
+        </w:rPr>
+      </w:pPr>
+      <w:r>
+        <w:rPr>
+          <w:noProof/>
+          <w:sz w:val="28"/>
+          <w:szCs w:val="28"/>
+        </w:rPr>
+        <w:drawing>
+          <wp:inline distT="0" distB="0" distL="0" distR="0" wp14:anchorId="2F53F1D0" wp14:editId="44090B80">
+            <wp:extent cx="5731510" cy="3027680"/>
+            <wp:effectExtent l="0" t="0" r="2540" b="1270"/>
+            <wp:docPr id="1341143876" name="Picture 5"/>
+            <wp:cNvGraphicFramePr>
+              <a:graphicFrameLocks xmlns:a="http://schemas.openxmlformats.org/drawingml/2006/main" noChangeAspect="1"/>
+            </wp:cNvGraphicFramePr>
+            <a:graphic xmlns:a="http://schemas.openxmlformats.org/drawingml/2006/main">
+              <a:graphicData uri="http://schemas.openxmlformats.org/drawingml/2006/picture">
+                <pic:pic xmlns:pic="http://schemas.openxmlformats.org/drawingml/2006/picture">
+                  <pic:nvPicPr>
+                    <pic:cNvPr id="1341143876" name="Picture 1341143876"/>
+                    <pic:cNvPicPr/>
+                  </pic:nvPicPr>
+                  <pic:blipFill>
+                    <a:blip r:embed="rId7">
+                      <a:extLst>
+                        <a:ext uri="{28A0092B-C50C-407E-A947-70E740481C1C}">
+                          <a14:useLocalDpi xmlns:a14="http://schemas.microsoft.com/office/drawing/2010/main" val="0"/>
+                        </a:ext>
+                      </a:extLst>
+                    </a:blip>
+                    <a:stretch>
+                      <a:fillRect/>
+                    </a:stretch>
+                  </pic:blipFill>
+                  <pic:spPr>
+                    <a:xfrm>
+                      <a:off x="0" y="0"/>
+                      <a:ext cx="5731510" cy="3027680"/>
+                    </a:xfrm>
+                    <a:prstGeom prst="rect">
+                      <a:avLst/>
+                    </a:prstGeom>
+                  </pic:spPr>
+                </pic:pic>
+              </a:graphicData>
+            </a:graphic>
+          </wp:inline>
+        </w:drawing>
+      </w:r>
+    </w:p>
+    <w:p>
+      <w:pPr>
+        <w:rPr>
+          <w:sz w:val="28"/>
+          <w:szCs w:val="28"/>
+        </w:rPr>
+      </w:pPr>
+    </w:p>
+    <w:p>
+      <w:pPr>
+        <w:rPr>
+          <w:sz w:val="28"/>
+          <w:szCs w:val="28"/>
+        </w:rPr>
+      </w:pPr>
+    </w:p>
+    <w:p>
+      <w:pPr>
+        <w:rPr>
+          <w:sz w:val="28"/>
+          <w:szCs w:val="28"/>
+        </w:rPr>
+      </w:pPr>
+    </w:p>
+    <w:p>
+      <w:pPr>
+        <w:rPr>
+          <w:sz w:val="28"/>
+          <w:szCs w:val="28"/>
+        </w:rPr>
+      </w:pPr>
+    </w:p>
+    <w:p>
+      <w:pPr>
+        <w:rPr>
+          <w:sz w:val="28"/>
+          <w:szCs w:val="28"/>
+        </w:rPr>
+      </w:pPr>
+    </w:p>
+    <w:p>
+      <w:pPr>
+        <w:rPr>
+          <w:sz w:val="28"/>
+          <w:szCs w:val="28"/>
+        </w:rPr>
+      </w:pPr>
+    </w:p>
+    <w:p>
+      <w:pPr>
+        <w:rPr>
+          <w:sz w:val="28"/>
+          <w:szCs w:val="28"/>
+        </w:rPr>
+      </w:pPr>
+    </w:p>
+    <w:p>
+      <w:pPr>
+        <w:rPr>
+          <w:sz w:val="28"/>
+          <w:szCs w:val="28"/>
+        </w:rPr>
+      </w:pPr>
+    </w:p>
+    <w:p>
+      <w:pPr>
+        <w:rPr>
+          <w:sz w:val="28"/>
+          <w:szCs w:val="28"/>
+        </w:rPr>
+      </w:pPr>
+    </w:p>
+    <w:p>
+      <w:pPr>
+        <w:rPr>
+          <w:sz w:val="28"/>
+          <w:szCs w:val="28"/>
+        </w:rPr>
+      </w:pPr>
+    </w:p>
+    <w:p>
+      <w:pPr>
+        <w:rPr>
+          <w:sz w:val="28"/>
+          <w:szCs w:val="28"/>
+        </w:rPr>
+      </w:pPr>
+    </w:p>
+    <w:p>
+      <w:pPr>
+        <w:rPr>
+          <w:sz w:val="28"/>
+          <w:szCs w:val="28"/>
+        </w:rPr>
+      </w:pPr>
+      <w:r>
+        <w:rPr>
+          <w:b/>
+          <w:bCs/>
+          <w:sz w:val="28"/>
+          <w:szCs w:val="28"/>
+        </w:rPr>
+        <w:lastRenderedPageBreak/>
+        <w:t>5.</w:t>
+      </w:r>
+      <w:r>
+        <w:rPr>
+          <w:sz w:val="28"/>
+          <w:szCs w:val="28"/>
+        </w:rPr>
+        <w:t>Use ChatGPT or Copilot to generate Python code that demonstrates the first step of an OAuth 2.0 login flow (for example, generating the URL to redirect a user to Spotify's OAuth login page). Paste the generated code and briefly explain what it does.</w:t>
+      </w:r>
+    </w:p>
+    <w:p>
+      <w:pPr>
+        <w:rPr>
+          <w:sz w:val="28"/>
+          <w:szCs w:val="28"/>
+        </w:rPr>
+      </w:pPr>
+      <w:r>
+        <w:rPr>
+          <w:noProof/>
+          <w:sz w:val="28"/>
+          <w:szCs w:val="28"/>
+        </w:rPr>
+        <w:drawing>
+          <wp:inline distT="0" distB="0" distL="0" distR="0" wp14:anchorId="0A5D510C" wp14:editId="47BA2CFA">
+            <wp:extent cx="5731510" cy="2731770"/>
+            <wp:effectExtent l="0" t="0" r="2540" b="0"/>
+            <wp:docPr id="323823797" name="Picture 7"/>
+            <wp:cNvGraphicFramePr>
+              <a:graphicFrameLocks xmlns:a="http://schemas.openxmlformats.org/drawingml/2006/main" noChangeAspect="1"/>
+            </wp:cNvGraphicFramePr>
+            <a:graphic xmlns:a="http://schemas.openxmlformats.org/drawingml/2006/main">
+              <a:graphicData uri="http://schemas.openxmlformats.org/drawingml/2006/picture">
+                <pic:pic xmlns:pic="http://schemas.openxmlformats.org/drawingml/2006/picture">
+                  <pic:nvPicPr>
+                    <pic:cNvPr id="323823797" name="Picture 323823797"/>
+                    <pic:cNvPicPr/>
+                  </pic:nvPicPr>
+                  <pic:blipFill>
+                    <a:blip r:embed="rId8">
+                      <a:extLst>
+                        <a:ext uri="{28A0092B-C50C-407E-A947-70E740481C1C}">
+                          <a14:useLocalDpi xmlns:a14="http://schemas.microsoft.com/office/drawing/2010/main" val="0"/>
+                        </a:ext>
+                      </a:extLst>
+                    </a:blip>
+                    <a:stretch>
+                      <a:fillRect/>
+                    </a:stretch>
+                  </pic:blipFill>
+                  <pic:spPr>
+                    <a:xfrm>
+                      <a:off x="0" y="0"/>
+                      <a:ext cx="5731510" cy="2731770"/>
+                    </a:xfrm>
+                    <a:prstGeom prst="rect">
+                      <a:avLst/>
+                    </a:prstGeom>
+                  </pic:spPr>
+                </pic:pic>
+              </a:graphicData>
+            </a:graphic>
+          </wp:inline>
+        </w:drawing>
+      </w:r>
+    </w:p>
+    <w:p>
+      <w:pPr>
+        <w:rPr>
+          <w:sz w:val="28"/>
+          <w:szCs w:val="28"/>
+        </w:rPr>
+      </w:pPr>
+    </w:p>
+    <w:p>
+      <w:pPr>
+        <w:rPr>
+          <w:sz w:val="28"/>
+          <w:szCs w:val="28"/>
+        </w:rPr>
+      </w:pPr>
+    </w:p>
+    <w:p>
+      <w:pPr>
+        <w:rPr>
+          <w:b/>
+          <w:bCs/>
+          <w:sz w:val="28"/>
+          <w:szCs w:val="28"/>
+        </w:rPr>
+      </w:pPr>
     </w:p>
     <w:p>
       <w:pPr>
